--- a/docs/取扱説明書_簡易版.docx
+++ b/docs/取扱説明書_簡易版.docx
@@ -29,6 +29,14 @@
       </w:pPr>
       <w:r>
         <w:t xml:space="preserve">作成日：2026年6月22日</w:t>
+      </w:r>
+    </w:p>
+    <w:p>
+      <w:pPr>
+        <w:pStyle w:val="Subtitle"/>
+      </w:pPr>
+      <w:r>
+        <w:t xml:space="preserve">改訂日：2026年10月12日（v8_7_39に対応）</w:t>
       </w:r>
     </w:p>
     <w:p>
@@ -168,7 +176,7 @@
               <w:t xml:space="preserve">💡 ヒント  </w:t>
             </w:r>
             <w:r>
-              <w:t xml:space="preserve">困ったときは、まず「取消（元に戻す）」で一手戻せます。編集内容は自動保存なので、保存ボタンを押す必要はありません。</w:t>
+              <w:t xml:space="preserve">困ったときは、まずヘッダーの「↩ 取消」で一手戻せます（マウスを乗せると、何が戻るかが表示されます）。編集内容は自動保存なので、保存ボタンを押す必要はありません。</w:t>
             </w:r>
           </w:p>
         </w:tc>
@@ -283,7 +291,7 @@
         <w:t xml:space="preserve">⑤ 重複が出たら解消：</w:t>
       </w:r>
       <w:r>
-        <w:t xml:space="preserve">  右側のパネルで候補を選ぶか、キャンセルで戻します。保存は自動です。</w:t>
+        <w:t xml:space="preserve">  右側のパネルで候補を選ぶか、キャンセルで戻します。ヘッダーの「⚠ 重複 N件 ▸」「◻ 空き N件 ▸」を押すと、残っている箇所へ順に移動できます。保存は自動です。</w:t>
       </w:r>
     </w:p>
     <w:p>
@@ -448,7 +456,7 @@
         <w:spacing w:after="60" w:line="290"/>
       </w:pPr>
       <w:r>
-        <w:t xml:space="preserve">移動先がふさがっていたり、先生や学級が重なる場合は、右側に「解消パネル」が開きます。</w:t>
+        <w:t xml:space="preserve">移動先に別の授業があっても、入れ替えて先生・学級がぶつからなければ、そのまま入れ替わります。ぶつかる場合は、右側に「解消パネル」または「3コマ回転」のパネルが開きます。</w:t>
       </w:r>
     </w:p>
     <w:p>
@@ -464,6 +472,145 @@
         <w:t xml:space="preserve">一時的に置いておきたいときは、左側の「待機」へ置けます。</w:t>
       </w:r>
     </w:p>
+    <w:p>
+      <w:pPr>
+        <w:spacing w:after="100" w:line="300"/>
+      </w:pPr>
+      <w:r>
+        <w:t xml:space="preserve">ドラッグ中は、駒を置けるセルが色で分かります（画面の下に凡例が出ます）。</w:t>
+      </w:r>
+    </w:p>
+    <w:p>
+      <w:pPr>
+        <w:pStyle w:val="ListParagraph"/>
+        <w:numPr>
+          <w:ilvl w:val="0"/>
+          <w:numId w:val="2"/>
+        </w:numPr>
+        <w:spacing w:after="60" w:line="290"/>
+      </w:pPr>
+      <w:r>
+        <w:rPr>
+          <w:b/>
+          <w:bCs/>
+        </w:rPr>
+        <w:t xml:space="preserve">緑：</w:t>
+      </w:r>
+      <w:r>
+        <w:t xml:space="preserve">  空きへ移動（1コマ変更）</w:t>
+      </w:r>
+    </w:p>
+    <w:p>
+      <w:pPr>
+        <w:pStyle w:val="ListParagraph"/>
+        <w:numPr>
+          <w:ilvl w:val="0"/>
+          <w:numId w:val="2"/>
+        </w:numPr>
+        <w:spacing w:after="60" w:line="290"/>
+      </w:pPr>
+      <w:r>
+        <w:rPr>
+          <w:b/>
+          <w:bCs/>
+        </w:rPr>
+        <w:t xml:space="preserve">黄：</w:t>
+      </w:r>
+      <w:r>
+        <w:t xml:space="preserve">  1対1で入れ替え（2コマ変更）。そのまま入れ替わります。</w:t>
+      </w:r>
+    </w:p>
+    <w:p>
+      <w:pPr>
+        <w:pStyle w:val="ListParagraph"/>
+        <w:numPr>
+          <w:ilvl w:val="0"/>
+          <w:numId w:val="2"/>
+        </w:numPr>
+        <w:spacing w:after="60" w:line="290"/>
+      </w:pPr>
+      <w:r>
+        <w:rPr>
+          <w:b/>
+          <w:bCs/>
+        </w:rPr>
+        <w:t xml:space="preserve">紫：</w:t>
+      </w:r>
+      <w:r>
+        <w:t xml:space="preserve">  3コマ回転（3コマ変更）。落とすと3コマ回転のパネルが開きます。</w:t>
+      </w:r>
+    </w:p>
+    <w:p>
+      <w:pPr>
+        <w:pStyle w:val="ListParagraph"/>
+        <w:numPr>
+          <w:ilvl w:val="0"/>
+          <w:numId w:val="2"/>
+        </w:numPr>
+        <w:spacing w:after="60" w:line="290"/>
+      </w:pPr>
+      <w:r>
+        <w:rPr>
+          <w:b/>
+          <w:bCs/>
+        </w:rPr>
+        <w:t xml:space="preserve">赤：</w:t>
+      </w:r>
+      <w:r>
+        <w:t xml:space="preserve">  重複。落とすと解消パネルが開きます。</w:t>
+      </w:r>
+    </w:p>
+    <w:tbl>
+      <w:tblPr>
+        <w:tblW w:type="dxa" w:w="9306"/>
+        <w:tblBorders>
+          <w:top w:val="single" w:color="auto" w:sz="4"/>
+          <w:left w:val="single" w:color="auto" w:sz="4"/>
+          <w:bottom w:val="single" w:color="auto" w:sz="4"/>
+          <w:right w:val="single" w:color="auto" w:sz="4"/>
+          <w:insideH w:val="single" w:color="auto" w:sz="4"/>
+          <w:insideV w:val="single" w:color="auto" w:sz="4"/>
+        </w:tblBorders>
+      </w:tblPr>
+      <w:tblGrid>
+        <w:gridCol w:w="9306"/>
+      </w:tblGrid>
+      <w:tr>
+        <w:tc>
+          <w:tcPr>
+            <w:tcBorders>
+              <w:top w:val="single" w:color="D97706" w:sz="6"/>
+              <w:left w:val="single" w:color="D97706" w:sz="6"/>
+              <w:bottom w:val="single" w:color="D97706" w:sz="6"/>
+              <w:right w:val="single" w:color="D97706" w:sz="6"/>
+            </w:tcBorders>
+            <w:shd w:fill="FEF3C7" w:val="clear"/>
+            <w:tcMar>
+              <w:top w:type="dxa" w:w="90"/>
+              <w:left w:type="dxa" w:w="140"/>
+              <w:bottom w:type="dxa" w:w="90"/>
+              <w:right w:type="dxa" w:w="140"/>
+            </w:tcMar>
+          </w:tcPr>
+          <w:p>
+            <w:pPr>
+              <w:spacing w:after="0" w:line="290"/>
+            </w:pPr>
+            <w:r>
+              <w:rPr>
+                <w:b/>
+                <w:bCs/>
+                <w:color w:val="D97706"/>
+              </w:rPr>
+              <w:t xml:space="preserve">⚠ 注意  </w:t>
+            </w:r>
+            <w:r>
+              <w:t xml:space="preserve">授業者一覧ビューでは、別の曜日へ駒を移動できません（既知の不具合）。学級別ビューに切り替えて動かしてください。</w:t>
+            </w:r>
+          </w:p>
+        </w:tc>
+      </w:tr>
+    </w:tbl>
     <w:p>
       <w:pPr>
         <w:pStyle w:val="Heading1"/>
@@ -921,7 +1068,7 @@
         <w:pStyle w:val="Heading1"/>
       </w:pPr>
       <w:r>
-        <w:t xml:space="preserve">振替・補欠・欠課・行事</w:t>
+        <w:t xml:space="preserve">3コマ回転のパネル</w:t>
       </w:r>
     </w:p>
     <w:p>
@@ -951,6 +1098,14 @@
           <w:szCs w:val="20"/>
         </w:rPr>
         <w:t xml:space="preserve">日常的に時間割を運用する先生</w:t>
+      </w:r>
+    </w:p>
+    <w:p>
+      <w:pPr>
+        <w:spacing w:after="100" w:line="300"/>
+      </w:pPr>
+      <w:r>
+        <w:t xml:space="preserve">1対1で入れ替えると重複してしまうとき、3つの駒を順に回して重複を出さない案が表示されます。</w:t>
       </w:r>
     </w:p>
     <w:p>
@@ -963,7 +1118,14 @@
         <w:spacing w:after="60" w:line="290"/>
       </w:pPr>
       <w:r>
-        <w:t xml:space="preserve">「欠課・行事入力」から、その日の欠課・行事・短縮などを入力できます。</w:t>
+        <w:rPr>
+          <w:b/>
+          <w:bCs/>
+        </w:rPr>
+        <w:t xml:space="preserve">候補にマウスを乗せる：</w:t>
+      </w:r>
+      <w:r>
+        <w:t xml:space="preserve">  時間割の上に、動く駒の番号（①②③）・矢印・行き先が表示されます。</w:t>
       </w:r>
     </w:p>
     <w:p>
@@ -976,7 +1138,14 @@
         <w:spacing w:after="60" w:line="290"/>
       </w:pPr>
       <w:r>
-        <w:t xml:space="preserve">補欠や振替は、駒を動かす・差し替えることで記録され、変更した箇所は色で分かります。</w:t>
+        <w:rPr>
+          <w:b/>
+          <w:bCs/>
+        </w:rPr>
+        <w:t xml:space="preserve">「〇/〇（曜）を見る」：</w:t>
+      </w:r>
+      <w:r>
+        <w:t xml:space="preserve">  移動先が別の日のときに出ます。押すとその日の画面に切り替わります。</w:t>
       </w:r>
     </w:p>
     <w:p>
@@ -989,7 +1158,14 @@
         <w:spacing w:after="60" w:line="290"/>
       </w:pPr>
       <w:r>
-        <w:t xml:space="preserve">入力した内容は、確定・公開すると生徒・教員向けの閲覧画面に反映されます（公開は管理者が行います）。</w:t>
+        <w:rPr>
+          <w:b/>
+          <w:bCs/>
+        </w:rPr>
+        <w:t xml:space="preserve">案を選ぶ：</w:t>
+      </w:r>
+      <w:r>
+        <w:t xml:space="preserve">  3つの駒が動きます。「↩ 取消」で戻せます。</w:t>
       </w:r>
     </w:p>
     <w:p>
@@ -997,7 +1173,7 @@
         <w:pStyle w:val="Heading1"/>
       </w:pPr>
       <w:r>
-        <w:t xml:space="preserve">会議の確認</w:t>
+        <w:t xml:space="preserve">振替・補欠・欠課・行事</w:t>
       </w:r>
     </w:p>
     <w:p>
@@ -1031,10 +1207,99 @@
     </w:p>
     <w:p>
       <w:pPr>
+        <w:pStyle w:val="ListParagraph"/>
+        <w:numPr>
+          <w:ilvl w:val="0"/>
+          <w:numId w:val="2"/>
+        </w:numPr>
+        <w:spacing w:after="60" w:line="290"/>
+      </w:pPr>
+      <w:r>
+        <w:t xml:space="preserve">「欠課・行事入力」から、その日の欠課・行事・短縮などを入力できます。</w:t>
+      </w:r>
+    </w:p>
+    <w:p>
+      <w:pPr>
+        <w:pStyle w:val="ListParagraph"/>
+        <w:numPr>
+          <w:ilvl w:val="0"/>
+          <w:numId w:val="2"/>
+        </w:numPr>
+        <w:spacing w:after="60" w:line="290"/>
+      </w:pPr>
+      <w:r>
+        <w:t xml:space="preserve">補欠や振替は、駒を動かす・差し替えることで記録され、変更した箇所は色で分かります。</w:t>
+      </w:r>
+    </w:p>
+    <w:p>
+      <w:pPr>
+        <w:pStyle w:val="ListParagraph"/>
+        <w:numPr>
+          <w:ilvl w:val="0"/>
+          <w:numId w:val="2"/>
+        </w:numPr>
+        <w:spacing w:after="60" w:line="290"/>
+      </w:pPr>
+      <w:r>
+        <w:t xml:space="preserve">出張のセルは、灰色の見え消し＝まだ何もしていない／灰色なし＝別の時間へ振替済み／赤い「補欠依頼済み →〇〇先生」＝他の先生に補欠を依頼済み、で見分けられます。</w:t>
+      </w:r>
+    </w:p>
+    <w:p>
+      <w:pPr>
+        <w:pStyle w:val="ListParagraph"/>
+        <w:numPr>
+          <w:ilvl w:val="0"/>
+          <w:numId w:val="2"/>
+        </w:numPr>
+        <w:spacing w:after="60" w:line="290"/>
+      </w:pPr>
+      <w:r>
+        <w:t xml:space="preserve">入力した内容は、確定・公開すると生徒・教員向けの閲覧画面に反映されます（公開は管理者が行います）。</w:t>
+      </w:r>
+    </w:p>
+    <w:p>
+      <w:pPr>
+        <w:pStyle w:val="Heading1"/>
+      </w:pPr>
+      <w:r>
+        <w:t xml:space="preserve">会議の確認</w:t>
+      </w:r>
+    </w:p>
+    <w:p>
+      <w:pPr>
+        <w:pBdr>
+          <w:left w:val="single" w:color="1D4ED8" w:sz="18" w:space="6"/>
+        </w:pBdr>
+        <w:shd w:fill="EFF6FF" w:val="clear"/>
+        <w:spacing w:after="120" w:before="40"/>
+      </w:pPr>
+      <w:r>
+        <w:rPr>
+          <w:b/>
+          <w:bCs/>
+          <w:color w:val="1D4ED8"/>
+          <w:sz w:val="20"/>
+          <w:szCs w:val="20"/>
+        </w:rPr>
+        <w:t xml:space="preserve">  対象： </w:t>
+      </w:r>
+      <w:r>
+        <w:rPr>
+          <w:b/>
+          <w:bCs/>
+          <w:color w:val="1E40AF"/>
+          <w:sz w:val="20"/>
+          <w:szCs w:val="20"/>
+        </w:rPr>
+        <w:t xml:space="preserve">日常的に時間割を運用する先生</w:t>
+      </w:r>
+    </w:p>
+    <w:p>
+      <w:pPr>
         <w:spacing w:after="100" w:line="300"/>
       </w:pPr>
       <w:r>
-        <w:t xml:space="preserve">「会議管理」で登録された会議は、参加する先生の枠に表示されます。会議中の先生の枠へ授業を動かそうとすると、重複として知らせてくれます。</w:t>
+        <w:t xml:space="preserve">「⚙ 初期設定」→「会議管理」で登録された会議は、参加する先生の枠に表示されます。会議中の先生の枠へ授業を動かそうとすると、重複として知らせてくれます。</w:t>
       </w:r>
     </w:p>
     <w:p>
@@ -1290,7 +1555,7 @@
                 <w:sz w:val="20"/>
                 <w:szCs w:val="20"/>
               </w:rPr>
-              <w:t xml:space="preserve">「取消」で元に戻せます。続けて押せば数手戻せます。</w:t>
+              <w:t xml:space="preserve">「↩ 取消」で元に戻せます。続けて押せば数手戻せます。マウスを乗せると、何が戻るかが表示されます。</w:t>
             </w:r>
           </w:p>
         </w:tc>
@@ -1492,6 +1757,140 @@
                 <w:szCs w:val="20"/>
               </w:rPr>
               <w:t xml:space="preserve">管理者として登録されたアカウントでログインしているか確認してください。</w:t>
+            </w:r>
+          </w:p>
+        </w:tc>
+      </w:tr>
+      <w:tr>
+        <w:tc>
+          <w:tcPr>
+            <w:tcW w:type="dxa" w:w="2700"/>
+            <w:tcBorders>
+              <w:top w:val="single" w:color="CBD5E1" w:sz="1"/>
+              <w:left w:val="single" w:color="CBD5E1" w:sz="1"/>
+              <w:bottom w:val="single" w:color="CBD5E1" w:sz="1"/>
+              <w:right w:val="single" w:color="CBD5E1" w:sz="1"/>
+            </w:tcBorders>
+            <w:shd w:fill="F1F5F9" w:val="clear"/>
+            <w:tcMar>
+              <w:top w:type="dxa" w:w="60"/>
+              <w:left w:type="dxa" w:w="110"/>
+              <w:bottom w:type="dxa" w:w="60"/>
+              <w:right w:type="dxa" w:w="110"/>
+            </w:tcMar>
+          </w:tcPr>
+          <w:p>
+            <w:pPr>
+              <w:spacing w:after="0" w:line="280"/>
+            </w:pPr>
+            <w:r>
+              <w:rPr>
+                <w:b/>
+                <w:bCs/>
+                <w:color w:val="1E293B"/>
+                <w:sz w:val="20"/>
+                <w:szCs w:val="20"/>
+              </w:rPr>
+              <w:t xml:space="preserve">紫のセルは何？</w:t>
+            </w:r>
+          </w:p>
+        </w:tc>
+        <w:tc>
+          <w:tcPr>
+            <w:tcW w:type="dxa" w:w="6606"/>
+            <w:tcBorders>
+              <w:top w:val="single" w:color="CBD5E1" w:sz="1"/>
+              <w:left w:val="single" w:color="CBD5E1" w:sz="1"/>
+              <w:bottom w:val="single" w:color="CBD5E1" w:sz="1"/>
+              <w:right w:val="single" w:color="CBD5E1" w:sz="1"/>
+            </w:tcBorders>
+            <w:tcMar>
+              <w:top w:type="dxa" w:w="60"/>
+              <w:left w:type="dxa" w:w="110"/>
+              <w:bottom w:type="dxa" w:w="60"/>
+              <w:right w:type="dxa" w:w="110"/>
+            </w:tcMar>
+          </w:tcPr>
+          <w:p>
+            <w:pPr>
+              <w:spacing w:after="0" w:line="280"/>
+            </w:pPr>
+            <w:r>
+              <w:rPr>
+                <w:b w:val="false"/>
+                <w:bCs w:val="false"/>
+                <w:color w:val="1E293B"/>
+                <w:sz w:val="20"/>
+                <w:szCs w:val="20"/>
+              </w:rPr>
+              <w:t xml:space="preserve">3コマ回転で入れ替えられるセルです。落とすと3コマ回転のパネルが開きます。</w:t>
+            </w:r>
+          </w:p>
+        </w:tc>
+      </w:tr>
+      <w:tr>
+        <w:tc>
+          <w:tcPr>
+            <w:tcW w:type="dxa" w:w="2700"/>
+            <w:tcBorders>
+              <w:top w:val="single" w:color="CBD5E1" w:sz="1"/>
+              <w:left w:val="single" w:color="CBD5E1" w:sz="1"/>
+              <w:bottom w:val="single" w:color="CBD5E1" w:sz="1"/>
+              <w:right w:val="single" w:color="CBD5E1" w:sz="1"/>
+            </w:tcBorders>
+            <w:shd w:fill="F1F5F9" w:val="clear"/>
+            <w:tcMar>
+              <w:top w:type="dxa" w:w="60"/>
+              <w:left w:type="dxa" w:w="110"/>
+              <w:bottom w:type="dxa" w:w="60"/>
+              <w:right w:type="dxa" w:w="110"/>
+            </w:tcMar>
+          </w:tcPr>
+          <w:p>
+            <w:pPr>
+              <w:spacing w:after="0" w:line="280"/>
+            </w:pPr>
+            <w:r>
+              <w:rPr>
+                <w:b/>
+                <w:bCs/>
+                <w:color w:val="1E293B"/>
+                <w:sz w:val="20"/>
+                <w:szCs w:val="20"/>
+              </w:rPr>
+              <w:t xml:space="preserve">別の曜日へ動かせない</w:t>
+            </w:r>
+          </w:p>
+        </w:tc>
+        <w:tc>
+          <w:tcPr>
+            <w:tcW w:type="dxa" w:w="6606"/>
+            <w:tcBorders>
+              <w:top w:val="single" w:color="CBD5E1" w:sz="1"/>
+              <w:left w:val="single" w:color="CBD5E1" w:sz="1"/>
+              <w:bottom w:val="single" w:color="CBD5E1" w:sz="1"/>
+              <w:right w:val="single" w:color="CBD5E1" w:sz="1"/>
+            </w:tcBorders>
+            <w:tcMar>
+              <w:top w:type="dxa" w:w="60"/>
+              <w:left w:type="dxa" w:w="110"/>
+              <w:bottom w:type="dxa" w:w="60"/>
+              <w:right w:type="dxa" w:w="110"/>
+            </w:tcMar>
+          </w:tcPr>
+          <w:p>
+            <w:pPr>
+              <w:spacing w:after="0" w:line="280"/>
+            </w:pPr>
+            <w:r>
+              <w:rPr>
+                <w:b w:val="false"/>
+                <w:bCs w:val="false"/>
+                <w:color w:val="1E293B"/>
+                <w:sz w:val="20"/>
+                <w:szCs w:val="20"/>
+              </w:rPr>
+              <w:t xml:space="preserve">授業者一覧ビューでは、別の曜日へ移動できません（既知の不具合）。学級別ビューに切り替えて動かしてください。</w:t>
             </w:r>
           </w:p>
         </w:tc>
@@ -1562,7 +1961,7 @@
         <w:sz w:val="16"/>
         <w:szCs w:val="16"/>
       </w:rPr>
-      <w:t xml:space="preserve">庄川中学校 時間割アプリ ／ </w:t>
+      <w:t xml:space="preserve">〇〇中学校 時間割アプリ ／ </w:t>
     </w:r>
     <w:r>
       <w:rPr>

--- a/docs/取扱説明書_簡易版.docx
+++ b/docs/取扱説明書_簡易版.docx
@@ -36,7 +36,7 @@
         <w:pStyle w:val="Subtitle"/>
       </w:pPr>
       <w:r>
-        <w:t xml:space="preserve">改訂日：2026年10月12日（v8_7_39に対応）</w:t>
+        <w:t xml:space="preserve">改訂日：2026年10月12日（v8_7_40に対応）</w:t>
       </w:r>
     </w:p>
     <w:p>
@@ -537,7 +537,7 @@
         <w:t xml:space="preserve">紫：</w:t>
       </w:r>
       <w:r>
-        <w:t xml:space="preserve">  3コマ回転（3コマ変更）。落とすと3コマ回転のパネルが開きます。</w:t>
+        <w:t xml:space="preserve">  3コマ回転（3コマ変更）。入れ替えや、重なる授業をどかすと3つの駒を回せる所です。落とすと3コマ回転のパネルが開きます。</w:t>
       </w:r>
     </w:p>
     <w:p>
@@ -1105,7 +1105,7 @@
         <w:spacing w:after="100" w:line="300"/>
       </w:pPr>
       <w:r>
-        <w:t xml:space="preserve">1対1で入れ替えると重複してしまうとき、3つの駒を順に回して重複を出さない案が表示されます。</w:t>
+        <w:t xml:space="preserve">紫のセルに落とすと、画面の右側にパネルが開き、3つの駒を順に回して重複を出さない案が表示されます（時間割は左に寄り、待機欄はたたまれます）。</w:t>
       </w:r>
     </w:p>
     <w:p>
@@ -1125,7 +1125,7 @@
         <w:t xml:space="preserve">候補にマウスを乗せる：</w:t>
       </w:r>
       <w:r>
-        <w:t xml:space="preserve">  時間割の上に、動く駒の番号（①②③）・矢印・行き先が表示されます。</w:t>
+        <w:t xml:space="preserve">  時間割の上に、動く駒の番号（①②③）・矢印・行き先が表示されます。「〇曜〇限」の文字に乗せると、そのセルが点滅します。</w:t>
       </w:r>
     </w:p>
     <w:p>
@@ -1145,7 +1145,7 @@
         <w:t xml:space="preserve">「〇/〇（曜）を見る」：</w:t>
       </w:r>
       <w:r>
-        <w:t xml:space="preserve">  移動先が別の日のときに出ます。押すとその日の画面に切り替わります。</w:t>
+        <w:t xml:space="preserve">  移動先や元の位置が別の日のときに出ます。押すとその日の画面に切り替わります。</w:t>
       </w:r>
     </w:p>
     <w:p>
@@ -1162,10 +1162,10 @@
           <w:b/>
           <w:bCs/>
         </w:rPr>
-        <w:t xml:space="preserve">案を選ぶ：</w:t>
-      </w:r>
-      <w:r>
-        <w:t xml:space="preserve">  3つの駒が動きます。「↩ 取消」で戻せます。</w:t>
+        <w:t xml:space="preserve">「この案で実行」：</w:t>
+      </w:r>
+      <w:r>
+        <w:t xml:space="preserve">  3つの駒が動きます。「↩ 取消」で戻せます。閉じるときは「✕」か「キャンセル」。</w:t>
       </w:r>
     </w:p>
     <w:p>

--- a/docs/取扱説明書_簡易版.docx
+++ b/docs/取扱説明書_簡易版.docx
@@ -12,7 +12,7 @@
         <w:pStyle w:val="Title"/>
       </w:pPr>
       <w:r>
-        <w:t xml:space="preserve">時間割アプリ 取扱説明書（簡易版）</w:t>
+        <w:t xml:space="preserve">コマナビ 時間割アプリ 取扱説明書（簡易版）</w:t>
       </w:r>
     </w:p>
     <w:p>
@@ -36,7 +36,7 @@
         <w:pStyle w:val="Subtitle"/>
       </w:pPr>
       <w:r>
-        <w:t xml:space="preserve">改訂日：2026年10月12日（v8_7_40に対応）</w:t>
+        <w:t xml:space="preserve">改訂日：2026年10月24日（v8_7_47に対応）</w:t>
       </w:r>
     </w:p>
     <w:p>
@@ -557,7 +557,35 @@
         <w:t xml:space="preserve">赤：</w:t>
       </w:r>
       <w:r>
-        <w:t xml:space="preserve">  重複。落とすと解消パネルが開きます。</w:t>
+        <w:t xml:space="preserve">  重複（会議と重なる所も赤）。落とすと解消パネルが開きます。</w:t>
+      </w:r>
+    </w:p>
+    <w:p>
+      <w:pPr>
+        <w:pStyle w:val="ListParagraph"/>
+        <w:numPr>
+          <w:ilvl w:val="0"/>
+          <w:numId w:val="2"/>
+        </w:numPr>
+        <w:spacing w:after="60" w:line="290"/>
+      </w:pPr>
+      <w:r>
+        <w:rPr>
+          <w:b/>
+          <w:bCs/>
+        </w:rPr>
+        <w:t xml:space="preserve">オレンジ（🧩）：</w:t>
+      </w:r>
+      <w:r>
+        <w:t xml:space="preserve">  赤のセルで0.3秒止めると、重なる授業をどかせば解消できるかを調べ、できるならオレンジになります。落とすと解消パネルでどかし先を選べます。</w:t>
+      </w:r>
+    </w:p>
+    <w:p>
+      <w:pPr>
+        <w:spacing w:after="100" w:line="300"/>
+      </w:pPr>
+      <w:r>
+        <w:t xml:space="preserve">置けるセルの右上の丸い数字は、変わるコマの数です。いちばん少ない所に★が付きます。</w:t>
       </w:r>
     </w:p>
     <w:tbl>
@@ -1262,6 +1290,83 @@
         <w:pStyle w:val="Heading1"/>
       </w:pPr>
       <w:r>
+        <w:t xml:space="preserve">行き先を探す・補欠の先生を探す</w:t>
+      </w:r>
+    </w:p>
+    <w:p>
+      <w:pPr>
+        <w:pBdr>
+          <w:left w:val="single" w:color="1D4ED8" w:sz="18" w:space="6"/>
+        </w:pBdr>
+        <w:shd w:fill="EFF6FF" w:val="clear"/>
+        <w:spacing w:after="120" w:before="40"/>
+      </w:pPr>
+      <w:r>
+        <w:rPr>
+          <w:b/>
+          <w:bCs/>
+          <w:color w:val="1D4ED8"/>
+          <w:sz w:val="20"/>
+          <w:szCs w:val="20"/>
+        </w:rPr>
+        <w:t xml:space="preserve">  対象： </w:t>
+      </w:r>
+      <w:r>
+        <w:rPr>
+          <w:b/>
+          <w:bCs/>
+          <w:color w:val="1E40AF"/>
+          <w:sz w:val="20"/>
+          <w:szCs w:val="20"/>
+        </w:rPr>
+        <w:t xml:space="preserve">日常的に時間割を運用する先生</w:t>
+      </w:r>
+    </w:p>
+    <w:p>
+      <w:pPr>
+        <w:pStyle w:val="ListParagraph"/>
+        <w:numPr>
+          <w:ilvl w:val="0"/>
+          <w:numId w:val="2"/>
+        </w:numPr>
+        <w:spacing w:after="60" w:line="290"/>
+      </w:pPr>
+      <w:r>
+        <w:rPr>
+          <w:b/>
+          <w:bCs/>
+        </w:rPr>
+        <w:t xml:space="preserve">🧭 行き先を探す：</w:t>
+      </w:r>
+      <w:r>
+        <w:t xml:space="preserve">  授業（または出張のセル）をクリック → 編集画面のいちばん上の「🧭 行き先を探す」。補欠を使わずに動かせる行き先が、動く駒の少ない順に右に出ます。案に乗せると矢印が出て、「この案で実行」で動きます（↩ 取消1回で戻せます）。</w:t>
+      </w:r>
+    </w:p>
+    <w:p>
+      <w:pPr>
+        <w:pStyle w:val="ListParagraph"/>
+        <w:numPr>
+          <w:ilvl w:val="0"/>
+          <w:numId w:val="2"/>
+        </w:numPr>
+        <w:spacing w:after="60" w:line="290"/>
+      </w:pPr>
+      <w:r>
+        <w:rPr>
+          <w:b/>
+          <w:bCs/>
+        </w:rPr>
+        <w:t xml:space="preserve">👤 補欠の先生を探す：</w:t>
+      </w:r>
+      <w:r>
+        <w:t xml:space="preserve">  編集画面で「補欠授業として登録」にチェック（出張のセルから開くと入っています）→「👤 補欠の先生を探す」。その時間に空いている先生が上に並びます。クリックで選んで「保存」。</w:t>
+      </w:r>
+    </w:p>
+    <w:p>
+      <w:pPr>
+        <w:pStyle w:val="Heading1"/>
+      </w:pPr>
+      <w:r>
         <w:t xml:space="preserve">会議の確認</w:t>
       </w:r>
     </w:p>
@@ -1555,7 +1660,7 @@
                 <w:sz w:val="20"/>
                 <w:szCs w:val="20"/>
               </w:rPr>
-              <w:t xml:space="preserve">「↩ 取消」で元に戻せます。続けて押せば数手戻せます。マウスを乗せると、何が戻るかが表示されます。</w:t>
+              <w:t xml:space="preserve">「↩ 取消」で元に戻せます。続けて押せば数手戻せます。重複解消パネルで確定した操作は1回でまとめて戻ります。マウスを乗せると、何が戻るかが表示されます。</w:t>
             </w:r>
           </w:p>
         </w:tc>
@@ -1824,6 +1929,207 @@
                 <w:szCs w:val="20"/>
               </w:rPr>
               <w:t xml:space="preserve">3コマ回転で入れ替えられるセルです。落とすと3コマ回転のパネルが開きます。</w:t>
+            </w:r>
+          </w:p>
+        </w:tc>
+      </w:tr>
+      <w:tr>
+        <w:tc>
+          <w:tcPr>
+            <w:tcW w:type="dxa" w:w="2700"/>
+            <w:tcBorders>
+              <w:top w:val="single" w:color="CBD5E1" w:sz="1"/>
+              <w:left w:val="single" w:color="CBD5E1" w:sz="1"/>
+              <w:bottom w:val="single" w:color="CBD5E1" w:sz="1"/>
+              <w:right w:val="single" w:color="CBD5E1" w:sz="1"/>
+            </w:tcBorders>
+            <w:shd w:fill="F1F5F9" w:val="clear"/>
+            <w:tcMar>
+              <w:top w:type="dxa" w:w="60"/>
+              <w:left w:type="dxa" w:w="110"/>
+              <w:bottom w:type="dxa" w:w="60"/>
+              <w:right w:type="dxa" w:w="110"/>
+            </w:tcMar>
+          </w:tcPr>
+          <w:p>
+            <w:pPr>
+              <w:spacing w:after="0" w:line="280"/>
+            </w:pPr>
+            <w:r>
+              <w:rPr>
+                <w:b/>
+                <w:bCs/>
+                <w:color w:val="1E293B"/>
+                <w:sz w:val="20"/>
+                <w:szCs w:val="20"/>
+              </w:rPr>
+              <w:t xml:space="preserve">オレンジのセルは何？</w:t>
+            </w:r>
+          </w:p>
+        </w:tc>
+        <w:tc>
+          <w:tcPr>
+            <w:tcW w:type="dxa" w:w="6606"/>
+            <w:tcBorders>
+              <w:top w:val="single" w:color="CBD5E1" w:sz="1"/>
+              <w:left w:val="single" w:color="CBD5E1" w:sz="1"/>
+              <w:bottom w:val="single" w:color="CBD5E1" w:sz="1"/>
+              <w:right w:val="single" w:color="CBD5E1" w:sz="1"/>
+            </w:tcBorders>
+            <w:tcMar>
+              <w:top w:type="dxa" w:w="60"/>
+              <w:left w:type="dxa" w:w="110"/>
+              <w:bottom w:type="dxa" w:w="60"/>
+              <w:right w:type="dxa" w:w="110"/>
+            </w:tcMar>
+          </w:tcPr>
+          <w:p>
+            <w:pPr>
+              <w:spacing w:after="0" w:line="280"/>
+            </w:pPr>
+            <w:r>
+              <w:rPr>
+                <w:b w:val="false"/>
+                <w:bCs w:val="false"/>
+                <w:color w:val="1E293B"/>
+                <w:sz w:val="20"/>
+                <w:szCs w:val="20"/>
+              </w:rPr>
+              <w:t xml:space="preserve">重なる授業をどかせば解消できるセルです。赤のセルで少し止めると調べます。落とすと解消パネルが開きます。</w:t>
+            </w:r>
+          </w:p>
+        </w:tc>
+      </w:tr>
+      <w:tr>
+        <w:tc>
+          <w:tcPr>
+            <w:tcW w:type="dxa" w:w="2700"/>
+            <w:tcBorders>
+              <w:top w:val="single" w:color="CBD5E1" w:sz="1"/>
+              <w:left w:val="single" w:color="CBD5E1" w:sz="1"/>
+              <w:bottom w:val="single" w:color="CBD5E1" w:sz="1"/>
+              <w:right w:val="single" w:color="CBD5E1" w:sz="1"/>
+            </w:tcBorders>
+            <w:shd w:fill="F1F5F9" w:val="clear"/>
+            <w:tcMar>
+              <w:top w:type="dxa" w:w="60"/>
+              <w:left w:type="dxa" w:w="110"/>
+              <w:bottom w:type="dxa" w:w="60"/>
+              <w:right w:type="dxa" w:w="110"/>
+            </w:tcMar>
+          </w:tcPr>
+          <w:p>
+            <w:pPr>
+              <w:spacing w:after="0" w:line="280"/>
+            </w:pPr>
+            <w:r>
+              <w:rPr>
+                <w:b/>
+                <w:bCs/>
+                <w:color w:val="1E293B"/>
+                <w:sz w:val="20"/>
+                <w:szCs w:val="20"/>
+              </w:rPr>
+              <w:t xml:space="preserve">どこへ動かせばよいか分からない</w:t>
+            </w:r>
+          </w:p>
+        </w:tc>
+        <w:tc>
+          <w:tcPr>
+            <w:tcW w:type="dxa" w:w="6606"/>
+            <w:tcBorders>
+              <w:top w:val="single" w:color="CBD5E1" w:sz="1"/>
+              <w:left w:val="single" w:color="CBD5E1" w:sz="1"/>
+              <w:bottom w:val="single" w:color="CBD5E1" w:sz="1"/>
+              <w:right w:val="single" w:color="CBD5E1" w:sz="1"/>
+            </w:tcBorders>
+            <w:tcMar>
+              <w:top w:type="dxa" w:w="60"/>
+              <w:left w:type="dxa" w:w="110"/>
+              <w:bottom w:type="dxa" w:w="60"/>
+              <w:right w:type="dxa" w:w="110"/>
+            </w:tcMar>
+          </w:tcPr>
+          <w:p>
+            <w:pPr>
+              <w:spacing w:after="0" w:line="280"/>
+            </w:pPr>
+            <w:r>
+              <w:rPr>
+                <w:b w:val="false"/>
+                <w:bCs w:val="false"/>
+                <w:color w:val="1E293B"/>
+                <w:sz w:val="20"/>
+                <w:szCs w:val="20"/>
+              </w:rPr>
+              <w:t xml:space="preserve">授業をクリックして「🧭 行き先を探す」を押すと、動かせる行き先の案が出ます。</w:t>
+            </w:r>
+          </w:p>
+        </w:tc>
+      </w:tr>
+      <w:tr>
+        <w:tc>
+          <w:tcPr>
+            <w:tcW w:type="dxa" w:w="2700"/>
+            <w:tcBorders>
+              <w:top w:val="single" w:color="CBD5E1" w:sz="1"/>
+              <w:left w:val="single" w:color="CBD5E1" w:sz="1"/>
+              <w:bottom w:val="single" w:color="CBD5E1" w:sz="1"/>
+              <w:right w:val="single" w:color="CBD5E1" w:sz="1"/>
+            </w:tcBorders>
+            <w:shd w:fill="F1F5F9" w:val="clear"/>
+            <w:tcMar>
+              <w:top w:type="dxa" w:w="60"/>
+              <w:left w:type="dxa" w:w="110"/>
+              <w:bottom w:type="dxa" w:w="60"/>
+              <w:right w:type="dxa" w:w="110"/>
+            </w:tcMar>
+          </w:tcPr>
+          <w:p>
+            <w:pPr>
+              <w:spacing w:after="0" w:line="280"/>
+            </w:pPr>
+            <w:r>
+              <w:rPr>
+                <w:b/>
+                <w:bCs/>
+                <w:color w:val="1E293B"/>
+                <w:sz w:val="20"/>
+                <w:szCs w:val="20"/>
+              </w:rPr>
+              <w:t xml:space="preserve">補欠の先生を探したい</w:t>
+            </w:r>
+          </w:p>
+        </w:tc>
+        <w:tc>
+          <w:tcPr>
+            <w:tcW w:type="dxa" w:w="6606"/>
+            <w:tcBorders>
+              <w:top w:val="single" w:color="CBD5E1" w:sz="1"/>
+              <w:left w:val="single" w:color="CBD5E1" w:sz="1"/>
+              <w:bottom w:val="single" w:color="CBD5E1" w:sz="1"/>
+              <w:right w:val="single" w:color="CBD5E1" w:sz="1"/>
+            </w:tcBorders>
+            <w:tcMar>
+              <w:top w:type="dxa" w:w="60"/>
+              <w:left w:type="dxa" w:w="110"/>
+              <w:bottom w:type="dxa" w:w="60"/>
+              <w:right w:type="dxa" w:w="110"/>
+            </w:tcMar>
+          </w:tcPr>
+          <w:p>
+            <w:pPr>
+              <w:spacing w:after="0" w:line="280"/>
+            </w:pPr>
+            <w:r>
+              <w:rPr>
+                <w:b w:val="false"/>
+                <w:bCs w:val="false"/>
+                <w:color w:val="1E293B"/>
+                <w:sz w:val="20"/>
+                <w:szCs w:val="20"/>
+              </w:rPr>
+              <w:t xml:space="preserve">「補欠授業として登録」にチェック →「👤 補欠の先生を探す」で、空いている先生が分かります。</w:t>
             </w:r>
           </w:p>
         </w:tc>
@@ -1961,7 +2267,7 @@
         <w:sz w:val="16"/>
         <w:szCs w:val="16"/>
       </w:rPr>
-      <w:t xml:space="preserve">〇〇中学校 時間割アプリ ／ </w:t>
+      <w:t xml:space="preserve">時間割アプリ ／ </w:t>
     </w:r>
     <w:r>
       <w:rPr>
